--- a/en/wisdom-stories/well-chosen-words.docx
+++ b/en/wisdom-stories/well-chosen-words.docx
@@ -27,7 +27,7 @@
         <w:rPr>
           <w:lang/>
         </w:rPr>
-        <w:t>Those who choose their words thoughtfully need not regret them and apologise later.</w:t>
+        <w:t xml:space="preserve">Those who choose their words thoughtfully need not regret them and apologize later.</w:t>
       </w:r>
     </w:p>
     <w:p>
